--- a/final_task/MentalStat.docx
+++ b/final_task/MentalStat.docx
@@ -53,299 +53,349 @@
     </w:p>
     <w:p>
       <w:pPr>
-        <w:ind w:left="360"/>
-        <w:rPr>
-          <w:sz w:val="28"/>
-          <w:szCs w:val="28"/>
-        </w:rPr>
-      </w:pPr>
-      <w:r>
+        <w:pStyle w:val="a7"/>
+        <w:numPr>
+          <w:ilvl w:val="0"/>
+          <w:numId w:val="3"/>
+        </w:numPr>
         <w:rPr>
           <w:b/>
           <w:bCs/>
           <w:sz w:val="28"/>
           <w:szCs w:val="28"/>
-        </w:rPr>
-        <w:t>П</w:t>
-      </w:r>
+          <w:highlight w:val="magenta"/>
+        </w:rPr>
+      </w:pPr>
       <w:r>
         <w:rPr>
           <w:b/>
           <w:bCs/>
           <w:sz w:val="28"/>
           <w:szCs w:val="28"/>
-        </w:rPr>
-        <w:t>редметная область</w:t>
-      </w:r>
+          <w:highlight w:val="magenta"/>
+        </w:rPr>
+        <w:t>Целевая аудитория и роли:</w:t>
+      </w:r>
+    </w:p>
+    <w:p>
+      <w:pPr>
+        <w:ind w:left="360"/>
+        <w:rPr>
+          <w:sz w:val="28"/>
+          <w:szCs w:val="28"/>
+        </w:rPr>
+      </w:pPr>
+      <w:r>
+        <w:rPr>
+          <w:sz w:val="28"/>
+          <w:szCs w:val="28"/>
+        </w:rPr>
+        <w:t>Проект ориентирован на три ключевые группы пользователей, каждая из которых имеет свой уровень ответственности и доступа к данным:</w:t>
+      </w:r>
+    </w:p>
+    <w:p>
+      <w:pPr>
+        <w:ind w:left="360"/>
+        <w:rPr>
+          <w:sz w:val="28"/>
+          <w:szCs w:val="28"/>
+        </w:rPr>
+      </w:pPr>
       <w:r>
         <w:rPr>
           <w:sz w:val="28"/>
           <w:szCs w:val="28"/>
           <w:u w:val="single"/>
         </w:rPr>
-        <w:t>:</w:t>
-      </w:r>
-      <w:r>
-        <w:rPr>
-          <w:sz w:val="28"/>
-          <w:szCs w:val="28"/>
-        </w:rPr>
-        <w:t xml:space="preserve"> Корпоративная психология и HR-аналитика. Проект «</w:t>
-      </w:r>
-      <w:proofErr w:type="spellStart"/>
-      <w:r>
-        <w:rPr>
-          <w:sz w:val="28"/>
-          <w:szCs w:val="28"/>
-        </w:rPr>
-        <w:t>MentalStat</w:t>
-      </w:r>
-      <w:proofErr w:type="spellEnd"/>
-      <w:r>
-        <w:rPr>
-          <w:sz w:val="28"/>
-          <w:szCs w:val="28"/>
-        </w:rPr>
-        <w:t>» посвящен автоматизации процессов мониторинга психоэмоционального благополучия персонала, раннему выявлению профессионального выгорания и оптимизации микроклимата в коллективе.</w:t>
+        <w:t>Сотрудники (Респонденты)</w:t>
+      </w:r>
+      <w:proofErr w:type="gramStart"/>
+      <w:r>
+        <w:rPr>
+          <w:sz w:val="28"/>
+          <w:szCs w:val="28"/>
+        </w:rPr>
+        <w:t>: Являются</w:t>
+      </w:r>
+      <w:proofErr w:type="gramEnd"/>
+      <w:r>
+        <w:rPr>
+          <w:sz w:val="28"/>
+          <w:szCs w:val="28"/>
+        </w:rPr>
+        <w:t xml:space="preserve"> источником первичной информации. Используют систему для регулярной самодиагностики. Автоматизация позволяет им проходить опросы в удобное время, обеспечивая конфиденциальность и минимизируя стресс от тестирования.</w:t>
       </w:r>
     </w:p>
     <w:p>
       <w:pPr>
         <w:ind w:left="360"/>
+        <w:rPr>
+          <w:sz w:val="28"/>
+          <w:szCs w:val="28"/>
+        </w:rPr>
+      </w:pPr>
+      <w:r>
+        <w:rPr>
+          <w:sz w:val="28"/>
+          <w:szCs w:val="28"/>
+          <w:u w:val="single"/>
+        </w:rPr>
+        <w:t>Штатный психолог (Главный эксперт)</w:t>
+      </w:r>
+      <w:r>
+        <w:rPr>
+          <w:sz w:val="28"/>
+          <w:szCs w:val="28"/>
+        </w:rPr>
+        <w:t>: Основной потребитель аналитики. Система служит инструментом автоматизированного скрининга, позволяя психологу мгновенно выделять сотрудников в «красной зоне» (статус «Критично»). На основе детальных выгрузок ответов психолог формирует индивидуальные планы поддержки и верифицирует автоматические рекомендации.</w:t>
+      </w:r>
+    </w:p>
+    <w:p>
+      <w:pPr>
+        <w:ind w:left="360"/>
+        <w:rPr>
+          <w:sz w:val="28"/>
+          <w:szCs w:val="28"/>
+        </w:rPr>
+      </w:pPr>
+      <w:r>
+        <w:rPr>
+          <w:sz w:val="28"/>
+          <w:szCs w:val="28"/>
+          <w:u w:val="single"/>
+        </w:rPr>
+        <w:t>HR-менеджеры и руководство</w:t>
+      </w:r>
+      <w:proofErr w:type="gramStart"/>
+      <w:r>
+        <w:rPr>
+          <w:sz w:val="28"/>
+          <w:szCs w:val="28"/>
+        </w:rPr>
+        <w:t>: Используют</w:t>
+      </w:r>
+      <w:proofErr w:type="gramEnd"/>
+      <w:r>
+        <w:rPr>
+          <w:sz w:val="28"/>
+          <w:szCs w:val="28"/>
+        </w:rPr>
+        <w:t xml:space="preserve"> агрегированные (обезличенные) отчеты для анализа состояния целых отделов. Это помогает принимать управленческие решения: например, корректировать нагрузку в конкретной команде или внедрять дополнительные меры поддержки в наиболее «уставших» подразделениях.</w:t>
+      </w:r>
+    </w:p>
+    <w:p>
+      <w:pPr>
+        <w:ind w:left="360"/>
+        <w:rPr>
+          <w:sz w:val="28"/>
+          <w:szCs w:val="28"/>
+        </w:rPr>
+      </w:pPr>
+      <w:r>
         <w:rPr>
           <w:b/>
           <w:bCs/>
           <w:sz w:val="28"/>
           <w:szCs w:val="28"/>
         </w:rPr>
-      </w:pPr>
-      <w:r>
+        <w:t>Предметная область</w:t>
+      </w:r>
+      <w:r>
+        <w:rPr>
+          <w:sz w:val="28"/>
+          <w:szCs w:val="28"/>
+        </w:rPr>
+        <w:t>:</w:t>
+      </w:r>
+      <w:r>
+        <w:rPr>
+          <w:sz w:val="28"/>
+          <w:szCs w:val="28"/>
+        </w:rPr>
+        <w:t xml:space="preserve"> Корпоративная психология и HR-аналитика. Проект «</w:t>
+      </w:r>
+      <w:proofErr w:type="spellStart"/>
+      <w:r>
+        <w:rPr>
+          <w:sz w:val="28"/>
+          <w:szCs w:val="28"/>
+        </w:rPr>
+        <w:t>MentalStat</w:t>
+      </w:r>
+      <w:proofErr w:type="spellEnd"/>
+      <w:r>
+        <w:rPr>
+          <w:sz w:val="28"/>
+          <w:szCs w:val="28"/>
+        </w:rPr>
+        <w:t>» посвящен автоматизации процессов мониторинга психоэмоционального благополучия персонала, раннему выявлению профессионального выгорания и оптимизации микроклимата в коллективе.</w:t>
+      </w:r>
+    </w:p>
+    <w:p>
+      <w:pPr>
+        <w:ind w:left="360"/>
+        <w:rPr>
+          <w:sz w:val="28"/>
+          <w:szCs w:val="28"/>
+        </w:rPr>
+      </w:pPr>
+    </w:p>
+    <w:p>
+      <w:pPr>
+        <w:ind w:left="360"/>
+        <w:rPr>
+          <w:sz w:val="28"/>
+          <w:szCs w:val="28"/>
+        </w:rPr>
+      </w:pPr>
+    </w:p>
+    <w:p>
+      <w:pPr>
+        <w:ind w:left="360"/>
+        <w:rPr>
+          <w:sz w:val="28"/>
+          <w:szCs w:val="28"/>
+        </w:rPr>
+      </w:pPr>
+    </w:p>
+    <w:p>
+      <w:pPr>
+        <w:ind w:left="360"/>
+        <w:rPr>
+          <w:sz w:val="28"/>
+          <w:szCs w:val="28"/>
+        </w:rPr>
+      </w:pPr>
+    </w:p>
+    <w:p>
+      <w:pPr>
+        <w:ind w:left="360"/>
+        <w:rPr>
+          <w:sz w:val="28"/>
+          <w:szCs w:val="28"/>
+        </w:rPr>
+      </w:pPr>
+    </w:p>
+    <w:p>
+      <w:pPr>
+        <w:ind w:left="360"/>
+        <w:rPr>
+          <w:sz w:val="28"/>
+          <w:szCs w:val="28"/>
+        </w:rPr>
+      </w:pPr>
+    </w:p>
+    <w:p>
+      <w:pPr>
+        <w:ind w:left="360"/>
+        <w:rPr>
+          <w:sz w:val="28"/>
+          <w:szCs w:val="28"/>
+        </w:rPr>
+      </w:pPr>
+    </w:p>
+    <w:p>
+      <w:pPr>
+        <w:ind w:left="360"/>
+        <w:rPr>
+          <w:sz w:val="28"/>
+          <w:szCs w:val="28"/>
+        </w:rPr>
+      </w:pPr>
+    </w:p>
+    <w:p>
+      <w:pPr>
+        <w:ind w:left="360"/>
+        <w:rPr>
+          <w:sz w:val="28"/>
+          <w:szCs w:val="28"/>
+        </w:rPr>
+      </w:pPr>
+    </w:p>
+    <w:p>
+      <w:pPr>
+        <w:ind w:left="360"/>
+        <w:rPr>
+          <w:sz w:val="28"/>
+          <w:szCs w:val="28"/>
+        </w:rPr>
+      </w:pPr>
+    </w:p>
+    <w:p>
+      <w:pPr>
+        <w:pStyle w:val="a7"/>
+        <w:numPr>
+          <w:ilvl w:val="0"/>
+          <w:numId w:val="3"/>
+        </w:numPr>
         <w:rPr>
           <w:b/>
           <w:bCs/>
           <w:sz w:val="28"/>
           <w:szCs w:val="28"/>
-        </w:rPr>
-        <w:t>Целевая аудитория и роли:</w:t>
-      </w:r>
-    </w:p>
-    <w:p>
-      <w:pPr>
-        <w:ind w:left="360"/>
-        <w:rPr>
-          <w:sz w:val="28"/>
-          <w:szCs w:val="28"/>
-        </w:rPr>
-      </w:pPr>
-      <w:r>
-        <w:rPr>
-          <w:sz w:val="28"/>
-          <w:szCs w:val="28"/>
-        </w:rPr>
-        <w:t>Проект ориентирован на три ключевые группы пользователей, каждая из которых имеет свой уровень ответственности и доступа к данным:</w:t>
-      </w:r>
-    </w:p>
-    <w:p>
-      <w:pPr>
-        <w:ind w:left="360"/>
-        <w:rPr>
-          <w:sz w:val="28"/>
-          <w:szCs w:val="28"/>
-        </w:rPr>
-      </w:pPr>
-      <w:r>
-        <w:rPr>
-          <w:sz w:val="28"/>
-          <w:szCs w:val="28"/>
           <w:u w:val="single"/>
         </w:rPr>
-        <w:t>Сотрудники (Респонденты)</w:t>
-      </w:r>
-      <w:proofErr w:type="gramStart"/>
-      <w:r>
-        <w:rPr>
-          <w:sz w:val="28"/>
-          <w:szCs w:val="28"/>
-        </w:rPr>
-        <w:t>: Являются</w:t>
-      </w:r>
-      <w:proofErr w:type="gramEnd"/>
-      <w:r>
-        <w:rPr>
-          <w:sz w:val="28"/>
-          <w:szCs w:val="28"/>
-        </w:rPr>
-        <w:t xml:space="preserve"> источником первичной информации. Используют систему для регулярной самодиагностики. Автоматизация позволяет им проходить опросы в удобное время, обеспечивая конфиденциальность и минимизируя стресс от тестирования.</w:t>
-      </w:r>
-    </w:p>
-    <w:p>
-      <w:pPr>
-        <w:ind w:left="360"/>
-        <w:rPr>
-          <w:sz w:val="28"/>
-          <w:szCs w:val="28"/>
-        </w:rPr>
-      </w:pPr>
-      <w:r>
-        <w:rPr>
-          <w:sz w:val="28"/>
-          <w:szCs w:val="28"/>
-          <w:u w:val="single"/>
-        </w:rPr>
-        <w:t>Штатный психолог (Главный эксперт)</w:t>
-      </w:r>
-      <w:r>
-        <w:rPr>
-          <w:sz w:val="28"/>
-          <w:szCs w:val="28"/>
-        </w:rPr>
-        <w:t>: Основной потребитель аналитики. Система служит инструментом автоматизированного скрининга, позволяя психологу мгновенно выделять сотрудников в «красной зоне» (статус «Критично»). На основе детальных выгрузок ответов психолог формирует индивидуальные планы поддержки и верифицирует автоматические рекомендации.</w:t>
-      </w:r>
-    </w:p>
-    <w:p>
-      <w:pPr>
-        <w:ind w:left="360"/>
-        <w:rPr>
-          <w:sz w:val="28"/>
-          <w:szCs w:val="28"/>
-        </w:rPr>
-      </w:pPr>
-      <w:r>
-        <w:rPr>
-          <w:sz w:val="28"/>
-          <w:szCs w:val="28"/>
-          <w:u w:val="single"/>
-        </w:rPr>
-        <w:t>HR-менеджеры и руководство</w:t>
-      </w:r>
-      <w:proofErr w:type="gramStart"/>
-      <w:r>
-        <w:rPr>
-          <w:sz w:val="28"/>
-          <w:szCs w:val="28"/>
-        </w:rPr>
-        <w:t>: Используют</w:t>
-      </w:r>
-      <w:proofErr w:type="gramEnd"/>
-      <w:r>
-        <w:rPr>
-          <w:sz w:val="28"/>
-          <w:szCs w:val="28"/>
-        </w:rPr>
-        <w:t xml:space="preserve"> агрегированные (обезличенные) отчеты для анализа состояния целых отделов. Это помогает принимать управленческие решения: например, корректировать нагрузку в конкретной команде или внедрять дополнительные меры поддержки в наиболее «уставших» подразделениях.</w:t>
-      </w:r>
-    </w:p>
-    <w:p>
-      <w:pPr>
-        <w:ind w:left="360"/>
-        <w:rPr>
-          <w:sz w:val="28"/>
-          <w:szCs w:val="28"/>
-        </w:rPr>
-      </w:pPr>
-    </w:p>
-    <w:p>
-      <w:pPr>
-        <w:ind w:left="360"/>
-        <w:rPr>
-          <w:sz w:val="28"/>
-          <w:szCs w:val="28"/>
-        </w:rPr>
-      </w:pPr>
-    </w:p>
-    <w:p>
-      <w:pPr>
-        <w:ind w:left="360"/>
-        <w:rPr>
-          <w:sz w:val="28"/>
-          <w:szCs w:val="28"/>
-        </w:rPr>
-      </w:pPr>
-    </w:p>
-    <w:p>
-      <w:pPr>
-        <w:ind w:left="360"/>
-        <w:rPr>
-          <w:sz w:val="28"/>
-          <w:szCs w:val="28"/>
-        </w:rPr>
-      </w:pPr>
-    </w:p>
-    <w:p>
-      <w:pPr>
-        <w:ind w:left="360"/>
-        <w:rPr>
-          <w:sz w:val="28"/>
-          <w:szCs w:val="28"/>
-        </w:rPr>
-      </w:pPr>
-    </w:p>
-    <w:p>
-      <w:pPr>
-        <w:ind w:left="360"/>
-        <w:rPr>
-          <w:sz w:val="28"/>
-          <w:szCs w:val="28"/>
-        </w:rPr>
-      </w:pPr>
-    </w:p>
-    <w:p>
-      <w:pPr>
-        <w:ind w:left="360"/>
-        <w:rPr>
-          <w:sz w:val="28"/>
-          <w:szCs w:val="28"/>
-        </w:rPr>
-      </w:pPr>
-    </w:p>
-    <w:p>
-      <w:pPr>
-        <w:ind w:left="360"/>
-        <w:rPr>
-          <w:sz w:val="28"/>
-          <w:szCs w:val="28"/>
-        </w:rPr>
-      </w:pPr>
-    </w:p>
-    <w:p>
-      <w:pPr>
-        <w:ind w:left="360"/>
-        <w:rPr>
-          <w:sz w:val="28"/>
-          <w:szCs w:val="28"/>
-        </w:rPr>
-      </w:pPr>
-    </w:p>
-    <w:p>
-      <w:pPr>
-        <w:ind w:left="360"/>
+      </w:pPr>
+      <w:r>
         <w:rPr>
           <w:b/>
           <w:bCs/>
           <w:sz w:val="28"/>
           <w:szCs w:val="28"/>
+          <w:highlight w:val="magenta"/>
           <w:u w:val="single"/>
         </w:rPr>
-      </w:pPr>
-      <w:r>
-        <w:rPr>
-          <w:b/>
-          <w:bCs/>
+        <w:t>Анализ конкурентных решений</w:t>
+      </w:r>
+    </w:p>
+    <w:p>
+      <w:pPr>
+        <w:ind w:left="360"/>
+        <w:rPr>
+          <w:sz w:val="28"/>
+          <w:szCs w:val="28"/>
+        </w:rPr>
+      </w:pPr>
+      <w:r>
+        <w:rPr>
+          <w:sz w:val="28"/>
+          <w:szCs w:val="28"/>
+        </w:rPr>
+        <w:t>В рамках проектирования системы «</w:t>
+      </w:r>
+      <w:proofErr w:type="spellStart"/>
+      <w:r>
+        <w:rPr>
+          <w:sz w:val="28"/>
+          <w:szCs w:val="28"/>
+        </w:rPr>
+        <w:t>MentalStat</w:t>
+      </w:r>
+      <w:proofErr w:type="spellEnd"/>
+      <w:r>
+        <w:rPr>
+          <w:sz w:val="28"/>
+          <w:szCs w:val="28"/>
+        </w:rPr>
+        <w:t>» был проведён сравнительный анализ существующих платформ мониторинга персонала. Основное внимание уделялось методологии сбора данных, глубине аналитики и вопросам конфиденциальности.</w:t>
+      </w:r>
+    </w:p>
+    <w:p>
+      <w:pPr>
+        <w:ind w:left="360"/>
+        <w:rPr>
           <w:sz w:val="28"/>
           <w:szCs w:val="28"/>
           <w:u w:val="single"/>
         </w:rPr>
-        <w:t>А</w:t>
-      </w:r>
-      <w:r>
-        <w:rPr>
-          <w:b/>
-          <w:bCs/>
+      </w:pPr>
+      <w:r>
+        <w:rPr>
           <w:sz w:val="28"/>
           <w:szCs w:val="28"/>
           <w:u w:val="single"/>
         </w:rPr>
-        <w:t>нализ конкурентных решений</w:t>
+        <w:t>Обзор ключевых аналогов:</w:t>
       </w:r>
     </w:p>
     <w:p>
@@ -361,7 +411,7 @@
           <w:sz w:val="28"/>
           <w:szCs w:val="28"/>
         </w:rPr>
-        <w:t>В рамках проектирования системы «</w:t>
+        <w:t xml:space="preserve">Happy </w:t>
       </w:r>
       <w:proofErr w:type="spellStart"/>
       <w:r>
@@ -369,7 +419,7 @@
           <w:sz w:val="28"/>
           <w:szCs w:val="28"/>
         </w:rPr>
-        <w:t>MentalStat</w:t>
+        <w:t>Job</w:t>
       </w:r>
       <w:proofErr w:type="spellEnd"/>
       <w:r>
@@ -377,7 +427,69 @@
           <w:sz w:val="28"/>
           <w:szCs w:val="28"/>
         </w:rPr>
-        <w:t>» был проведён сравнительный анализ существующих платформ мониторинга персонала. Основное внимание уделялось методологии сбора данных, глубине аналитики и вопросам конфиденциальности.</w:t>
+        <w:t xml:space="preserve">: </w:t>
+      </w:r>
+      <w:r>
+        <w:rPr>
+          <w:sz w:val="28"/>
+          <w:szCs w:val="28"/>
+        </w:rPr>
+        <w:t>л</w:t>
+      </w:r>
+      <w:r>
+        <w:rPr>
+          <w:sz w:val="28"/>
+          <w:szCs w:val="28"/>
+        </w:rPr>
+        <w:t xml:space="preserve">идер российского рынка в сегменте </w:t>
+      </w:r>
+      <w:proofErr w:type="spellStart"/>
+      <w:r>
+        <w:rPr>
+          <w:sz w:val="28"/>
+          <w:szCs w:val="28"/>
+        </w:rPr>
+        <w:t>Employee</w:t>
+      </w:r>
+      <w:proofErr w:type="spellEnd"/>
+      <w:r>
+        <w:rPr>
+          <w:sz w:val="28"/>
+          <w:szCs w:val="28"/>
+        </w:rPr>
+        <w:t xml:space="preserve"> </w:t>
+      </w:r>
+      <w:proofErr w:type="spellStart"/>
+      <w:r>
+        <w:rPr>
+          <w:sz w:val="28"/>
+          <w:szCs w:val="28"/>
+        </w:rPr>
+        <w:t>Engagement</w:t>
+      </w:r>
+      <w:proofErr w:type="spellEnd"/>
+      <w:r>
+        <w:rPr>
+          <w:sz w:val="28"/>
+          <w:szCs w:val="28"/>
+        </w:rPr>
+        <w:t>. Программа отлично справляется с измерением лояльности (</w:t>
+      </w:r>
+      <w:proofErr w:type="spellStart"/>
+      <w:r>
+        <w:rPr>
+          <w:sz w:val="28"/>
+          <w:szCs w:val="28"/>
+        </w:rPr>
+        <w:t>eNPS</w:t>
+      </w:r>
+      <w:proofErr w:type="spellEnd"/>
+      <w:r>
+        <w:rPr>
+          <w:sz w:val="28"/>
+          <w:szCs w:val="28"/>
+        </w:rPr>
+        <w:t>), но предоставляет усреднённые данные. Она ориентирована на HR-директоров, а не на клиническую работу с выгоранием.</w:t>
       </w:r>
     </w:p>
     <w:p>
@@ -388,13 +500,6 @@
           <w:szCs w:val="28"/>
         </w:rPr>
       </w:pPr>
-      <w:r>
-        <w:rPr>
-          <w:sz w:val="28"/>
-          <w:szCs w:val="28"/>
-        </w:rPr>
-        <w:t>Обзор ключевых аналогов:</w:t>
-      </w:r>
     </w:p>
     <w:p>
       <w:pPr>
@@ -409,15 +514,47 @@
           <w:sz w:val="28"/>
           <w:szCs w:val="28"/>
         </w:rPr>
-        <w:t xml:space="preserve">Happy </w:t>
-      </w:r>
+        <w:t xml:space="preserve">Yva.ai: </w:t>
+      </w:r>
+      <w:r>
+        <w:rPr>
+          <w:sz w:val="28"/>
+          <w:szCs w:val="28"/>
+        </w:rPr>
+        <w:t>и</w:t>
+      </w:r>
+      <w:r>
+        <w:rPr>
+          <w:sz w:val="28"/>
+          <w:szCs w:val="28"/>
+        </w:rPr>
+        <w:t>спользует методы пассивного анализа (чтение метаданных почты и мессенджеров). Это мощный инструмент, однако он вызывает этические вопросы у сотрудников и требует сложной настройки нейросетей, что дорого для средних компаний.</w:t>
+      </w:r>
+    </w:p>
+    <w:p>
+      <w:pPr>
+        <w:ind w:left="360"/>
+        <w:rPr>
+          <w:sz w:val="28"/>
+          <w:szCs w:val="28"/>
+        </w:rPr>
+      </w:pPr>
+    </w:p>
+    <w:p>
+      <w:pPr>
+        <w:ind w:left="360"/>
+        <w:rPr>
+          <w:sz w:val="28"/>
+          <w:szCs w:val="28"/>
+        </w:rPr>
+      </w:pPr>
       <w:proofErr w:type="spellStart"/>
       <w:r>
         <w:rPr>
           <w:sz w:val="28"/>
           <w:szCs w:val="28"/>
         </w:rPr>
-        <w:t>Job</w:t>
+        <w:t>BambooHR</w:t>
       </w:r>
       <w:proofErr w:type="spellEnd"/>
       <w:r>
@@ -425,130 +562,21 @@
           <w:sz w:val="28"/>
           <w:szCs w:val="28"/>
         </w:rPr>
-        <w:t xml:space="preserve">: Лидер российского рынка в сегменте </w:t>
-      </w:r>
-      <w:proofErr w:type="spellStart"/>
-      <w:r>
-        <w:rPr>
-          <w:sz w:val="28"/>
-          <w:szCs w:val="28"/>
-        </w:rPr>
-        <w:t>Employee</w:t>
-      </w:r>
-      <w:proofErr w:type="spellEnd"/>
-      <w:r>
-        <w:rPr>
-          <w:sz w:val="28"/>
-          <w:szCs w:val="28"/>
-        </w:rPr>
-        <w:t xml:space="preserve"> </w:t>
-      </w:r>
-      <w:proofErr w:type="spellStart"/>
-      <w:r>
-        <w:rPr>
-          <w:sz w:val="28"/>
-          <w:szCs w:val="28"/>
-        </w:rPr>
-        <w:t>Engagement</w:t>
-      </w:r>
-      <w:proofErr w:type="spellEnd"/>
-      <w:r>
-        <w:rPr>
-          <w:sz w:val="28"/>
-          <w:szCs w:val="28"/>
-        </w:rPr>
-        <w:t>. Программа отлично справляется с измерением лояльности (</w:t>
-      </w:r>
-      <w:proofErr w:type="spellStart"/>
-      <w:r>
-        <w:rPr>
-          <w:sz w:val="28"/>
-          <w:szCs w:val="28"/>
-        </w:rPr>
-        <w:t>eNPS</w:t>
-      </w:r>
-      <w:proofErr w:type="spellEnd"/>
-      <w:r>
-        <w:rPr>
-          <w:sz w:val="28"/>
-          <w:szCs w:val="28"/>
-        </w:rPr>
-        <w:t>), но предоставляет усреднённые данные. Она ориентирована на HR-директоров, а не на клиническую работу с выгоранием.</w:t>
-      </w:r>
-    </w:p>
-    <w:p>
-      <w:pPr>
-        <w:ind w:left="360"/>
-        <w:rPr>
-          <w:sz w:val="28"/>
-          <w:szCs w:val="28"/>
-        </w:rPr>
-      </w:pPr>
-    </w:p>
-    <w:p>
-      <w:pPr>
-        <w:ind w:left="360"/>
-        <w:rPr>
-          <w:sz w:val="28"/>
-          <w:szCs w:val="28"/>
-        </w:rPr>
-      </w:pPr>
-      <w:r>
-        <w:rPr>
-          <w:sz w:val="28"/>
-          <w:szCs w:val="28"/>
-        </w:rPr>
-        <w:t>Yva.ai</w:t>
-      </w:r>
-      <w:proofErr w:type="gramStart"/>
-      <w:r>
-        <w:rPr>
-          <w:sz w:val="28"/>
-          <w:szCs w:val="28"/>
-        </w:rPr>
-        <w:t>: Использует</w:t>
-      </w:r>
-      <w:proofErr w:type="gramEnd"/>
-      <w:r>
-        <w:rPr>
-          <w:sz w:val="28"/>
-          <w:szCs w:val="28"/>
-        </w:rPr>
-        <w:t xml:space="preserve"> методы пассивного анализа (чтение метаданных почты и мессенджеров). Это мощный инструмент, однако он вызывает этические вопросы у сотрудников и требует сложной настройки нейросетей, что дорого для средних компаний.</w:t>
-      </w:r>
-    </w:p>
-    <w:p>
-      <w:pPr>
-        <w:ind w:left="360"/>
-        <w:rPr>
-          <w:sz w:val="28"/>
-          <w:szCs w:val="28"/>
-        </w:rPr>
-      </w:pPr>
-    </w:p>
-    <w:p>
-      <w:pPr>
-        <w:ind w:left="360"/>
-        <w:rPr>
-          <w:sz w:val="28"/>
-          <w:szCs w:val="28"/>
-        </w:rPr>
-      </w:pPr>
-      <w:proofErr w:type="spellStart"/>
-      <w:r>
-        <w:rPr>
-          <w:sz w:val="28"/>
-          <w:szCs w:val="28"/>
-        </w:rPr>
-        <w:t>BambooHR</w:t>
-      </w:r>
-      <w:proofErr w:type="spellEnd"/>
-      <w:r>
-        <w:rPr>
-          <w:sz w:val="28"/>
-          <w:szCs w:val="28"/>
-        </w:rPr>
-        <w:t>: Глобальная HRM-система. Опросы в ней являются лишь дополнительным модулем. Главный минус для локального рынка — хранение данных на зарубежных серверах, что критично для чувствительной психологической информации.</w:t>
+        <w:t xml:space="preserve">: </w:t>
+      </w:r>
+      <w:r>
+        <w:rPr>
+          <w:sz w:val="28"/>
+          <w:szCs w:val="28"/>
+        </w:rPr>
+        <w:t>г</w:t>
+      </w:r>
+      <w:r>
+        <w:rPr>
+          <w:sz w:val="28"/>
+          <w:szCs w:val="28"/>
+        </w:rPr>
+        <w:t>лобальная HRM-система. Опросы в ней являются лишь дополнительным модулем. Главный минус для локального рынка — хранение данных на зарубежных серверах, что критично для чувствительной психологической информации.</w:t>
       </w:r>
     </w:p>
     <w:p>
@@ -1608,13 +1636,22 @@
       </w:pPr>
       <w:r>
         <w:rPr>
+          <w:noProof/>
           <w:sz w:val="28"/>
           <w:szCs w:val="28"/>
         </w:rPr>
         <w:drawing>
-          <wp:inline distT="0" distB="0" distL="0" distR="0" wp14:anchorId="1537E76C" wp14:editId="6F199B2E">
+          <wp:anchor distT="0" distB="0" distL="114300" distR="114300" simplePos="0" relativeHeight="251658240" behindDoc="0" locked="0" layoutInCell="1" allowOverlap="1" wp14:anchorId="1537E76C" wp14:editId="3E4CF4B4">
+            <wp:simplePos x="0" y="0"/>
+            <wp:positionH relativeFrom="column">
+              <wp:posOffset>-203835</wp:posOffset>
+            </wp:positionH>
+            <wp:positionV relativeFrom="paragraph">
+              <wp:posOffset>246380</wp:posOffset>
+            </wp:positionV>
             <wp:extent cx="5940425" cy="3246755"/>
             <wp:effectExtent l="0" t="0" r="3175" b="0"/>
+            <wp:wrapSquare wrapText="bothSides"/>
             <wp:docPr id="1411193193" name="Рисунок 1"/>
             <wp:cNvGraphicFramePr>
               <a:graphicFrameLocks xmlns:a="http://schemas.openxmlformats.org/drawingml/2006/main" noChangeAspect="1"/>
@@ -1627,7 +1664,13 @@
                     <pic:cNvPicPr/>
                   </pic:nvPicPr>
                   <pic:blipFill>
-                    <a:blip r:embed="rId5"/>
+                    <a:blip r:embed="rId5" cstate="print">
+                      <a:extLst>
+                        <a:ext uri="{28A0092B-C50C-407E-A947-70E740481C1C}">
+                          <a14:useLocalDpi xmlns:a14="http://schemas.microsoft.com/office/drawing/2010/main" val="0"/>
+                        </a:ext>
+                      </a:extLst>
+                    </a:blip>
                     <a:stretch>
                       <a:fillRect/>
                     </a:stretch>
@@ -1644,7 +1687,7 @@
                 </pic:pic>
               </a:graphicData>
             </a:graphic>
-          </wp:inline>
+          </wp:anchor>
         </w:drawing>
       </w:r>
     </w:p>
@@ -1661,13 +1704,13 @@
 <file path=word/numbering.xml><?xml version="1.0" encoding="utf-8"?>
 <w:numbering xmlns:wpc="http://schemas.microsoft.com/office/word/2010/wordprocessingCanvas" xmlns:cx="http://schemas.microsoft.com/office/drawing/2014/chartex" xmlns:cx1="http://schemas.microsoft.com/office/drawing/2015/9/8/chartex" xmlns:cx2="http://schemas.microsoft.com/office/drawing/2015/10/21/chartex" xmlns:cx3="http://schemas.microsoft.com/office/drawing/2016/5/9/chartex" xmlns:cx4="http://schemas.microsoft.com/office/drawing/2016/5/10/chartex" xmlns:cx5="http://schemas.microsoft.com/office/drawing/2016/5/11/chartex" xmlns:cx6="http://schemas.microsoft.com/office/drawing/2016/5/12/chartex" xmlns:cx7="http://schemas.microsoft.com/office/drawing/2016/5/13/chartex" xmlns:cx8="http://schemas.microsoft.com/office/drawing/2016/5/14/chartex" xmlns:mc="http://schemas.openxmlformats.org/markup-compatibility/2006" xmlns:aink="http://schemas.microsoft.com/office/drawing/2016/ink" xmlns:am3d="http://schemas.microsoft.com/office/drawing/2017/model3d" xmlns:o="urn:schemas-microsoft-com:office:office" xmlns:oel="http://schemas.microsoft.com/office/2019/extlst" xmlns:r="http://schemas.openxmlformats.org/officeDocument/2006/relationships" xmlns:m="http://schemas.openxmlformats.org/officeDocument/2006/math" xmlns:v="urn:schemas-microsoft-com:vml" xmlns:wp14="http://schemas.microsoft.com/office/word/2010/wordprocessingDrawing" xmlns:wp="http://schemas.openxmlformats.org/drawingml/2006/wordprocessingDrawing" xmlns:w10="urn:schemas-microsoft-com:office:word" xmlns:w="http://schemas.openxmlformats.org/wordprocessingml/2006/main" xmlns:w14="http://schemas.microsoft.com/office/word/2010/wordml" xmlns:w15="http://schemas.microsoft.com/office/word/2012/wordml" xmlns:w16cex="http://schemas.microsoft.com/office/word/2018/wordml/cex" xmlns:w16cid="http://schemas.microsoft.com/office/word/2016/wordml/cid" xmlns:w16="http://schemas.microsoft.com/office/word/2018/wordml" xmlns:w16du="http://schemas.microsoft.com/office/word/2023/wordml/word16du" xmlns:w16sdtdh="http://schemas.microsoft.com/office/word/2020/wordml/sdtdatahash" xmlns:w16sdtfl="http://schemas.microsoft.com/office/word/2024/wordml/sdtformatlock" xmlns:w16se="http://schemas.microsoft.com/office/word/2015/wordml/symex" xmlns:wpg="http://schemas.microsoft.com/office/word/2010/wordprocessingGroup" xmlns:wpi="http://schemas.microsoft.com/office/word/2010/wordprocessingInk" xmlns:wne="http://schemas.microsoft.com/office/word/2006/wordml" xmlns:wps="http://schemas.microsoft.com/office/word/2010/wordprocessingShape" mc:Ignorable="w14 w15 w16se w16cid w16 w16cex w16sdtdh w16sdtfl w16du wp14">
   <w:abstractNum w:abstractNumId="0" w15:restartNumberingAfterBreak="0">
-    <w:nsid w:val="341D72FC"/>
+    <w:nsid w:val="2B4C33B6"/>
     <w:multiLevelType w:val="hybridMultilevel"/>
-    <w:tmpl w:val="FE60404A"/>
-    <w:lvl w:ilvl="0" w:tplc="0419000F">
+    <w:tmpl w:val="A98AB062"/>
+    <w:lvl w:ilvl="0" w:tplc="04190011">
       <w:start w:val="1"/>
       <w:numFmt w:val="decimal"/>
-      <w:lvlText w:val="%1."/>
+      <w:lvlText w:val="%1)"/>
       <w:lvlJc w:val="left"/>
       <w:pPr>
         <w:ind w:left="720" w:hanging="360"/>
@@ -1750,9 +1793,9 @@
     </w:lvl>
   </w:abstractNum>
   <w:abstractNum w:abstractNumId="1" w15:restartNumberingAfterBreak="0">
-    <w:nsid w:val="74FE0382"/>
+    <w:nsid w:val="341D72FC"/>
     <w:multiLevelType w:val="hybridMultilevel"/>
-    <w:tmpl w:val="2784592A"/>
+    <w:tmpl w:val="FE60404A"/>
     <w:lvl w:ilvl="0" w:tplc="0419000F">
       <w:start w:val="1"/>
       <w:numFmt w:val="decimal"/>
@@ -1838,11 +1881,103 @@
       </w:pPr>
     </w:lvl>
   </w:abstractNum>
+  <w:abstractNum w:abstractNumId="2" w15:restartNumberingAfterBreak="0">
+    <w:nsid w:val="74FE0382"/>
+    <w:multiLevelType w:val="hybridMultilevel"/>
+    <w:tmpl w:val="2784592A"/>
+    <w:lvl w:ilvl="0" w:tplc="0419000F">
+      <w:start w:val="1"/>
+      <w:numFmt w:val="decimal"/>
+      <w:lvlText w:val="%1."/>
+      <w:lvlJc w:val="left"/>
+      <w:pPr>
+        <w:ind w:left="720" w:hanging="360"/>
+      </w:pPr>
+      <w:rPr>
+        <w:rFonts w:hint="default"/>
+      </w:rPr>
+    </w:lvl>
+    <w:lvl w:ilvl="1" w:tplc="04190019" w:tentative="1">
+      <w:start w:val="1"/>
+      <w:numFmt w:val="lowerLetter"/>
+      <w:lvlText w:val="%2."/>
+      <w:lvlJc w:val="left"/>
+      <w:pPr>
+        <w:ind w:left="1440" w:hanging="360"/>
+      </w:pPr>
+    </w:lvl>
+    <w:lvl w:ilvl="2" w:tplc="0419001B" w:tentative="1">
+      <w:start w:val="1"/>
+      <w:numFmt w:val="lowerRoman"/>
+      <w:lvlText w:val="%3."/>
+      <w:lvlJc w:val="right"/>
+      <w:pPr>
+        <w:ind w:left="2160" w:hanging="180"/>
+      </w:pPr>
+    </w:lvl>
+    <w:lvl w:ilvl="3" w:tplc="0419000F" w:tentative="1">
+      <w:start w:val="1"/>
+      <w:numFmt w:val="decimal"/>
+      <w:lvlText w:val="%4."/>
+      <w:lvlJc w:val="left"/>
+      <w:pPr>
+        <w:ind w:left="2880" w:hanging="360"/>
+      </w:pPr>
+    </w:lvl>
+    <w:lvl w:ilvl="4" w:tplc="04190019" w:tentative="1">
+      <w:start w:val="1"/>
+      <w:numFmt w:val="lowerLetter"/>
+      <w:lvlText w:val="%5."/>
+      <w:lvlJc w:val="left"/>
+      <w:pPr>
+        <w:ind w:left="3600" w:hanging="360"/>
+      </w:pPr>
+    </w:lvl>
+    <w:lvl w:ilvl="5" w:tplc="0419001B" w:tentative="1">
+      <w:start w:val="1"/>
+      <w:numFmt w:val="lowerRoman"/>
+      <w:lvlText w:val="%6."/>
+      <w:lvlJc w:val="right"/>
+      <w:pPr>
+        <w:ind w:left="4320" w:hanging="180"/>
+      </w:pPr>
+    </w:lvl>
+    <w:lvl w:ilvl="6" w:tplc="0419000F" w:tentative="1">
+      <w:start w:val="1"/>
+      <w:numFmt w:val="decimal"/>
+      <w:lvlText w:val="%7."/>
+      <w:lvlJc w:val="left"/>
+      <w:pPr>
+        <w:ind w:left="5040" w:hanging="360"/>
+      </w:pPr>
+    </w:lvl>
+    <w:lvl w:ilvl="7" w:tplc="04190019" w:tentative="1">
+      <w:start w:val="1"/>
+      <w:numFmt w:val="lowerLetter"/>
+      <w:lvlText w:val="%8."/>
+      <w:lvlJc w:val="left"/>
+      <w:pPr>
+        <w:ind w:left="5760" w:hanging="360"/>
+      </w:pPr>
+    </w:lvl>
+    <w:lvl w:ilvl="8" w:tplc="0419001B" w:tentative="1">
+      <w:start w:val="1"/>
+      <w:numFmt w:val="lowerRoman"/>
+      <w:lvlText w:val="%9."/>
+      <w:lvlJc w:val="right"/>
+      <w:pPr>
+        <w:ind w:left="6480" w:hanging="180"/>
+      </w:pPr>
+    </w:lvl>
+  </w:abstractNum>
   <w:num w:numId="1" w16cid:durableId="36046914">
-    <w:abstractNumId w:val="0"/>
+    <w:abstractNumId w:val="1"/>
   </w:num>
   <w:num w:numId="2" w16cid:durableId="1218664874">
-    <w:abstractNumId w:val="1"/>
+    <w:abstractNumId w:val="2"/>
+  </w:num>
+  <w:num w:numId="3" w16cid:durableId="1273052058">
+    <w:abstractNumId w:val="0"/>
   </w:num>
 </w:numbering>
 </file>
@@ -2448,6 +2583,7 @@
   <w:style w:type="character" w:default="1" w:styleId="a0">
     <w:name w:val="Default Paragraph Font"/>
     <w:uiPriority w:val="1"/>
+    <w:semiHidden/>
     <w:unhideWhenUsed/>
   </w:style>
   <w:style w:type="table" w:default="1" w:styleId="a1">
